--- a/04_Manuscripts/major_revision/final/manuscript_main_IJB_major_revision_clean.docx
+++ b/04_Manuscripts/major_revision/final/manuscript_main_IJB_major_revision_clean.docx
@@ -921,7 +921,7 @@
         <w:spacing w:line="360" w:lineRule="auto"/>
       </w:pPr>
       <w:r>
-        <w:t>The NDB Open Data used in this analysis are publicly available from the Ministry of Health, Labour and Welfare of Japan (https://www.mhlw.go.jp/stf/seisakunitsuite/bunya/0000177182.html). The analysis code, derived data, and provenance records are openly available on GitHub (https://github.com/haruki00430/NDB-solo-household-infusion-therapy-japan) and archived on Zenodo; this revision corresponds to Zenodo version DOI [[ZENODO_VERSION_DOI_PENDING]] (concept DOI: https://doi.org/10.5281/zenodo.20740375).</w:t>
+        <w:t>The NDB Open Data used in this analysis are publicly available from the Ministry of Health, Labour and Welfare of Japan (https://www.mhlw.go.jp/stf/seisakunitsuite/bunya/0000177182.html). The analysis code, derived data, and provenance records are openly available on GitHub (https://github.com/haruki00430/NDB-solo-household-infusion-therapy-japan) and archived on Zenodo; this revision corresponds to Zenodo version DOI https://doi.org/10.5281/zenodo.21739583 (concept DOI: https://doi.org/10.5281/zenodo.20740375).</w:t>
       </w:r>
     </w:p>
     <w:p>

--- a/04_Manuscripts/major_revision/final/manuscript_main_IJB_major_revision_clean.docx
+++ b/04_Manuscripts/major_revision/final/manuscript_main_IJB_major_revision_clean.docx
@@ -921,7 +921,7 @@
         <w:spacing w:line="360" w:lineRule="auto"/>
       </w:pPr>
       <w:r>
-        <w:t>The NDB Open Data used in this analysis are publicly available from the Ministry of Health, Labour and Welfare of Japan (https://www.mhlw.go.jp/stf/seisakunitsuite/bunya/0000177182.html). The analysis code, derived data, and provenance records are openly available on GitHub (https://github.com/haruki00430/NDB-solo-household-infusion-therapy-japan) and archived on Zenodo; this revision corresponds to Zenodo version DOI https://doi.org/10.5281/zenodo.21739583 (concept DOI: https://doi.org/10.5281/zenodo.20740375).</w:t>
+        <w:t>The NDB Open Data used in this analysis are publicly available from the Ministry of Health, Labour and Welfare of Japan (https://www.mhlw.go.jp/stf/seisakunitsuite/bunya/0000177182.html). The analysis code, derived data, and provenance records are openly available on GitHub (https://github.com/haruki00430/NDB-solo-household-infusion-therapy-japan) and archived on Zenodo (https://doi.org/10.5281/zenodo.20740375), which always resolves to the most recent version.</w:t>
       </w:r>
     </w:p>
     <w:p>

--- a/04_Manuscripts/major_revision/final/manuscript_main_IJB_major_revision_clean.docx
+++ b/04_Manuscripts/major_revision/final/manuscript_main_IJB_major_revision_clean.docx
@@ -623,7 +623,7 @@
       <w:bookmarkStart w:id="38" w:name="Xec550dadc753a887aafbab980c0dc6993a761a7"/>
       <w:bookmarkEnd w:id="37"/>
       <w:r>
-        <w:t>6. Construct Validity: FDMA Heatstroke Transport Validation</w:t>
+        <w:t>6. Comparison with FDMA Heatstroke Ambulance Transport</w:t>
       </w:r>
     </w:p>
     <w:p>
@@ -1020,7 +1020,7 @@
         <w:spacing w:line="360" w:lineRule="auto"/>
       </w:pPr>
       <w:r>
-        <w:t>During the preparation of the original submission, the authors used AI-assisted tools to support manuscript drafting and statistical analysis scripting. Cursor 3.0 (Anysphere) and Google Antigravity (Google) were used for AI-assisted writing and Python code development. Large language models used through these platforms included Claude Sonnet 4.6 and Claude Opus 4.8 (Anthropic), GPT-5.5 (OpenAI), and Gemini 3 Pro (Google). During preparation of the revision, the authors used AI-assisted tools (Claude, Anthropic, Claude 5/Sonnet family, accessed via Claude Code) to support text drafting and the development of data-processing and statistical-analysis code. The authors executed the code, verified all source data, numerical results, tables, and figures, and independently determined the statistical methods and interpretation. No generative image tools were used. The authors reviewed and edited all outputs and take full responsibility for the final manuscript. AI was not listed as an author.</w:t>
+        <w:t>During the preparation of the original submission, the authors used AI-assisted tools to support manuscript drafting and statistical analysis scripting. Cursor 3.0 (Anysphere) and Google Antigravity (Google) were used for AI-assisted writing and Python code development. Large language models used through these platforms included Claude Sonnet 4.6 and Claude Opus 4.8 (Anthropic), GPT-5.5 (OpenAI), and Gemini 3 Pro (Google). During preparation of the revision, the authors used AI-assisted tools (Claude Sonnet 5, Anthropic, accessed via Claude Code) to support text drafting and the development of data-processing and statistical-analysis code. The authors executed the code, verified all source data, numerical results, tables, and figures, and independently determined the statistical methods and interpretation. No generative image tools were used. The authors reviewed and edited all outputs and take full responsibility for the final manuscript. AI was not listed as an author.</w:t>
       </w:r>
     </w:p>
     <w:p>

--- a/04_Manuscripts/major_revision/final/manuscript_main_IJB_major_revision_clean.docx
+++ b/04_Manuscripts/major_revision/final/manuscript_main_IJB_major_revision_clean.docx
@@ -921,7 +921,7 @@
         <w:spacing w:line="360" w:lineRule="auto"/>
       </w:pPr>
       <w:r>
-        <w:t>The NDB Open Data used in this analysis are publicly available from the Ministry of Health, Labour and Welfare of Japan (https://www.mhlw.go.jp/stf/seisakunitsuite/bunya/0000177182.html). The analysis code, derived data, and provenance records are openly available on GitHub (https://github.com/haruki00430/NDB-solo-household-infusion-therapy-japan) and archived on Zenodo (https://doi.org/10.5281/zenodo.20740375), which always resolves to the most recent version.</w:t>
+        <w:t>The NDB Open Data used in this analysis are publicly available from the Ministry of Health, Labour and Welfare of Japan (https://www.mhlw.go.jp/stf/seisakunitsuite/bunya/0000177182.html). The analysis code, derived data, and provenance records are openly available on GitHub (https://github.com/haruki00430/NDB-solo-household-infusion-therapy-japan) and archived on Zenodo (https://doi.org/10.5281/zenodo.20740374), which always resolves to the most recent version.</w:t>
       </w:r>
     </w:p>
     <w:p>

--- a/04_Manuscripts/major_revision/final/manuscript_main_IJB_major_revision_clean.docx
+++ b/04_Manuscripts/major_revision/final/manuscript_main_IJB_major_revision_clean.docx
@@ -425,7 +425,7 @@
         <w:spacing w:line="360" w:lineRule="auto"/>
       </w:pPr>
       <w:r>
-        <w:t>Heat exposure was assessed using official wet-bulb globe temperature (WBGT) observations from the Ministry of the Environment's Heat Illness Prevention Information monitoring network for June–September 2023. For each monitoring site, we counted the number of days on which daily maximum WBGT met or exceeded each threshold, and then averaged these site-specific day-counts within each prefecture (mean 17.9 sites per prefecture; range 5–163). The primary heat metric used in the revised analysis was the prefecture-mean number of days with daily maximum WBGT ≥28°C; days with WBGT ≥31°C, days with WBGT ≥33°C, and cumulative WBGT excess above 28°C were examined as sensitivity heat metrics (Section 6; Online Resource 1). For descriptive purposes (Table 1), we also report the number of days with daily maximum temperature ≥35°C, averaged across Japan Meteorological Agency stations within each prefecture; this variable was not used as an adjustment variable in the primary models.</w:t>
+        <w:t>Heat exposure was assessed using official wet-bulb globe temperature (WBGT) observations from the Ministry of the Environment's Heat Illness Prevention Information monitoring network for June–September 2023. For each monitoring site, we counted the number of days on which daily maximum WBGT met or exceeded each threshold, and then averaged these site-specific day-counts within each prefecture (mean 17.9 sites per prefecture; range 5–163). The primary heat metric was the prefecture-mean number of days with daily maximum WBGT ≥28°C; days with WBGT ≥31°C, days with WBGT ≥33°C, and cumulative WBGT excess above 28°C were examined as sensitivity heat metrics (Section 6; Online Resource 1). For descriptive purposes (Table 1), we also report the number of days with daily maximum temperature ≥35°C, averaged across Japan Meteorological Agency stations within each prefecture; this variable was not used as an adjustment variable in the primary models.</w:t>
       </w:r>
     </w:p>
     <w:p>
@@ -465,7 +465,7 @@
         <w:spacing w:line="360" w:lineRule="auto"/>
       </w:pPr>
       <w:r>
-        <w:t>All models used the originally specified elderly solo household rate as the exposure. We fit four cumulative models: the exposure alone (Model O-A); Model O-A plus prefectural ageing rate (Model O-B); Model O-B plus general hospital beds per 100,000 (Model O-C); and Model O-C plus days with WBGT ≥28°C (Model O-D). We did not use multicollinearity as a reason to avoid adjustment; variance inflation factors for all covariates in all models were below 3.1 (Table 2). For every model we report the unstandardized coefficient with heteroskedasticity-consistent (HC3) robust 95% confidence intervals and p-value, the fully standardized coefficient, adjusted R², the partial R² for the exposure (based on the reduction in ordinary least-squares residual sum of squares, independent of the standard-error estimator), and the corrected Akaike information criterion (AICc).</w:t>
+        <w:t>All primary models used elderly solo household rate as the exposure. We fit four cumulative models: the exposure alone (Model O-A); Model O-A plus prefectural ageing rate (Model O-B); Model O-B plus general hospital beds per 100,000 (Model O-C); and Model O-C plus days with WBGT ≥28°C (Model O-D). We did not use multicollinearity as a reason to avoid adjustment; variance inflation factors for all covariates in all models were below 3.1 (Table 2). For every model we report the unstandardized coefficient with heteroskedasticity-consistent (HC3) robust 95% confidence intervals and p-value, the fully standardized coefficient, adjusted R², the partial R² for the exposure (based on the reduction in ordinary least-squares residual sum of squares, independent of the standard-error estimator), and the corrected Akaike information criterion (AICc).</w:t>
       </w:r>
     </w:p>
     <w:p>
@@ -652,7 +652,7 @@
         <w:spacing w:line="360" w:lineRule="auto"/>
       </w:pPr>
       <w:r>
-        <w:t>A comparison with general outpatient utilization (R5 Patient Survey) did not support outcome specificity for infusion therapy and is reported in the supplementary material (Online Resource 1), using standardized coefficients only; the previously reported raw-coefficient comparison is not valid because the two outcomes are measured on different scales and has been removed.</w:t>
+        <w:t>A comparison with general outpatient utilization (R5 Patient Survey), using standardized coefficients (Online Resource 1), showed that the standardized association with general outpatient utilization (β = 0.424; 95% CI, 0.088–0.760; p = 0.013) was only modestly smaller than the standardized association with infusion therapy utilization (β = 0.521; 95% CI, 0.260–0.783; p &lt; 0.001) and did not support outcome specificity for infusion therapy.</w:t>
       </w:r>
     </w:p>
     <w:p>
@@ -729,7 +729,7 @@
         <w:spacing w:line="360" w:lineRule="auto"/>
       </w:pPr>
       <w:r>
-        <w:t>These findings suggest that prefecture-level social-vulnerability indicators such as elderly solo household rate should not be interpreted as independent heat-vulnerability markers without accounting for population age structure, healthcare supply, and improved heat-exposure measures. This is consistent with, rather than a departure from, the original rationale for examining social indicators in heat-health surveillance: it indicates that such indicators require careful demographic validation before being proposed for that purpose.</w:t>
+        <w:t>These findings suggest that prefecture-level social-vulnerability indicators such as elderly solo household rate should not be interpreted as independent heat-vulnerability markers without accounting for population age structure, healthcare supply, and improved heat-exposure measures; such indicators require careful demographic validation before being proposed for heat-health surveillance.</w:t>
       </w:r>
     </w:p>
     <w:p>
@@ -738,7 +738,7 @@
         <w:spacing w:line="360" w:lineRule="auto"/>
       </w:pPr>
       <w:r>
-        <w:t>Strengths include nationwide coverage of all 47 prefectures, use of NDB Open Data, direct re-examination of the originally specified exposure and outcome, replacement of the original simplified WBGT approximation with official daily-maximum WBGT observations, and a comprehensive set of sensitivity, influence, and nonlinearity analyses.</w:t>
+        <w:t>Strengths include nationwide coverage of all 47 prefectures, use of NDB Open Data, official daily-maximum WBGT observations, and a comprehensive set of sensitivity, influence, and nonlinearity analyses.</w:t>
       </w:r>
     </w:p>
     <w:p>

--- a/04_Manuscripts/major_revision/final/manuscript_main_IJB_major_revision_clean.docx
+++ b/04_Manuscripts/major_revision/final/manuscript_main_IJB_major_revision_clean.docx
@@ -1317,13 +1317,13 @@
         <w:tblLayout w:type="fixed"/>
       </w:tblPr>
       <w:tblGrid>
-        <w:gridCol w:w="3168"/>
-        <w:gridCol w:w="1296"/>
-        <w:gridCol w:w="504"/>
-        <w:gridCol w:w="936"/>
-        <w:gridCol w:w="936"/>
-        <w:gridCol w:w="936"/>
-        <w:gridCol w:w="936"/>
+        <w:gridCol w:w="2808"/>
+        <w:gridCol w:w="1080"/>
+        <w:gridCol w:w="461"/>
+        <w:gridCol w:w="835"/>
+        <w:gridCol w:w="792"/>
+        <w:gridCol w:w="792"/>
+        <w:gridCol w:w="893"/>
         <w:gridCol w:w="936"/>
       </w:tblGrid>
       <w:tr>
@@ -1333,7 +1333,7 @@
         </w:trPr>
         <w:tc>
           <w:tcPr>
-            <w:tcW w:w="3168" w:type="dxa"/>
+            <w:tcW w:w="2808" w:type="dxa"/>
           </w:tcPr>
           <w:p>
             <w:pPr>
@@ -1350,7 +1350,7 @@
         </w:tc>
         <w:tc>
           <w:tcPr>
-            <w:tcW w:w="1296" w:type="dxa"/>
+            <w:tcW w:w="1080" w:type="dxa"/>
           </w:tcPr>
           <w:p>
             <w:pPr>
@@ -1367,7 +1367,7 @@
         </w:tc>
         <w:tc>
           <w:tcPr>
-            <w:tcW w:w="504" w:type="dxa"/>
+            <w:tcW w:w="461" w:type="dxa"/>
           </w:tcPr>
           <w:p>
             <w:pPr>
@@ -1385,7 +1385,7 @@
         </w:tc>
         <w:tc>
           <w:tcPr>
-            <w:tcW w:w="936" w:type="dxa"/>
+            <w:tcW w:w="835" w:type="dxa"/>
           </w:tcPr>
           <w:p>
             <w:pPr>
@@ -1403,7 +1403,7 @@
         </w:tc>
         <w:tc>
           <w:tcPr>
-            <w:tcW w:w="936" w:type="dxa"/>
+            <w:tcW w:w="792" w:type="dxa"/>
           </w:tcPr>
           <w:p>
             <w:pPr>
@@ -1421,7 +1421,7 @@
         </w:tc>
         <w:tc>
           <w:tcPr>
-            <w:tcW w:w="936" w:type="dxa"/>
+            <w:tcW w:w="792" w:type="dxa"/>
           </w:tcPr>
           <w:p>
             <w:pPr>
@@ -1439,7 +1439,7 @@
         </w:tc>
         <w:tc>
           <w:tcPr>
-            <w:tcW w:w="936" w:type="dxa"/>
+            <w:tcW w:w="893" w:type="dxa"/>
           </w:tcPr>
           <w:p>
             <w:pPr>
@@ -1477,7 +1477,7 @@
       <w:tr>
         <w:tc>
           <w:tcPr>
-            <w:tcW w:type="dxa" w:w="3168"/>
+            <w:tcW w:type="dxa" w:w="2808"/>
           </w:tcPr>
           <w:p>
             <w:r>
@@ -1490,67 +1490,67 @@
         </w:tc>
         <w:tc>
           <w:tcPr>
-            <w:tcW w:type="dxa" w:w="1296"/>
-          </w:tcPr>
-          <w:p>
-            <w:r>
-              <w:rPr>
-                <w:sz w:val="18"/>
-              </w:rPr>
-            </w:r>
-          </w:p>
-        </w:tc>
-        <w:tc>
-          <w:tcPr>
-            <w:tcW w:type="dxa" w:w="504"/>
-          </w:tcPr>
-          <w:p>
-            <w:r>
-              <w:rPr>
-                <w:sz w:val="18"/>
-              </w:rPr>
-            </w:r>
-          </w:p>
-        </w:tc>
-        <w:tc>
-          <w:tcPr>
-            <w:tcW w:type="dxa" w:w="936"/>
-          </w:tcPr>
-          <w:p>
-            <w:r>
-              <w:rPr>
-                <w:sz w:val="18"/>
-              </w:rPr>
-            </w:r>
-          </w:p>
-        </w:tc>
-        <w:tc>
-          <w:tcPr>
-            <w:tcW w:type="dxa" w:w="936"/>
-          </w:tcPr>
-          <w:p>
-            <w:r>
-              <w:rPr>
-                <w:sz w:val="18"/>
-              </w:rPr>
-            </w:r>
-          </w:p>
-        </w:tc>
-        <w:tc>
-          <w:tcPr>
-            <w:tcW w:type="dxa" w:w="936"/>
-          </w:tcPr>
-          <w:p>
-            <w:r>
-              <w:rPr>
-                <w:sz w:val="18"/>
-              </w:rPr>
-            </w:r>
-          </w:p>
-        </w:tc>
-        <w:tc>
-          <w:tcPr>
-            <w:tcW w:type="dxa" w:w="936"/>
+            <w:tcW w:type="dxa" w:w="1080"/>
+          </w:tcPr>
+          <w:p>
+            <w:r>
+              <w:rPr>
+                <w:sz w:val="18"/>
+              </w:rPr>
+            </w:r>
+          </w:p>
+        </w:tc>
+        <w:tc>
+          <w:tcPr>
+            <w:tcW w:type="dxa" w:w="461"/>
+          </w:tcPr>
+          <w:p>
+            <w:r>
+              <w:rPr>
+                <w:sz w:val="18"/>
+              </w:rPr>
+            </w:r>
+          </w:p>
+        </w:tc>
+        <w:tc>
+          <w:tcPr>
+            <w:tcW w:type="dxa" w:w="835"/>
+          </w:tcPr>
+          <w:p>
+            <w:r>
+              <w:rPr>
+                <w:sz w:val="18"/>
+              </w:rPr>
+            </w:r>
+          </w:p>
+        </w:tc>
+        <w:tc>
+          <w:tcPr>
+            <w:tcW w:type="dxa" w:w="792"/>
+          </w:tcPr>
+          <w:p>
+            <w:r>
+              <w:rPr>
+                <w:sz w:val="18"/>
+              </w:rPr>
+            </w:r>
+          </w:p>
+        </w:tc>
+        <w:tc>
+          <w:tcPr>
+            <w:tcW w:type="dxa" w:w="792"/>
+          </w:tcPr>
+          <w:p>
+            <w:r>
+              <w:rPr>
+                <w:sz w:val="18"/>
+              </w:rPr>
+            </w:r>
+          </w:p>
+        </w:tc>
+        <w:tc>
+          <w:tcPr>
+            <w:tcW w:type="dxa" w:w="893"/>
           </w:tcPr>
           <w:p>
             <w:r>
@@ -1576,7 +1576,7 @@
       <w:tr>
         <w:tc>
           <w:tcPr>
-            <w:tcW w:type="dxa" w:w="3168"/>
+            <w:tcW w:type="dxa" w:w="2808"/>
           </w:tcPr>
           <w:p>
             <w:r>
@@ -1589,7 +1589,7 @@
         </w:tc>
         <w:tc>
           <w:tcPr>
-            <w:tcW w:type="dxa" w:w="1296"/>
+            <w:tcW w:type="dxa" w:w="1080"/>
           </w:tcPr>
           <w:p>
             <w:r>
@@ -1602,7 +1602,7 @@
         </w:tc>
         <w:tc>
           <w:tcPr>
-            <w:tcW w:type="dxa" w:w="504"/>
+            <w:tcW w:type="dxa" w:w="461"/>
           </w:tcPr>
           <w:p>
             <w:r>
@@ -1615,7 +1615,7 @@
         </w:tc>
         <w:tc>
           <w:tcPr>
-            <w:tcW w:type="dxa" w:w="936"/>
+            <w:tcW w:type="dxa" w:w="835"/>
           </w:tcPr>
           <w:p>
             <w:r>
@@ -1628,7 +1628,7 @@
         </w:tc>
         <w:tc>
           <w:tcPr>
-            <w:tcW w:type="dxa" w:w="936"/>
+            <w:tcW w:type="dxa" w:w="792"/>
           </w:tcPr>
           <w:p>
             <w:r>
@@ -1641,7 +1641,7 @@
         </w:tc>
         <w:tc>
           <w:tcPr>
-            <w:tcW w:type="dxa" w:w="936"/>
+            <w:tcW w:type="dxa" w:w="792"/>
           </w:tcPr>
           <w:p>
             <w:r>
@@ -1654,7 +1654,7 @@
         </w:tc>
         <w:tc>
           <w:tcPr>
-            <w:tcW w:type="dxa" w:w="936"/>
+            <w:tcW w:type="dxa" w:w="893"/>
           </w:tcPr>
           <w:p>
             <w:r>
@@ -1682,7 +1682,7 @@
       <w:tr>
         <w:tc>
           <w:tcPr>
-            <w:tcW w:type="dxa" w:w="3168"/>
+            <w:tcW w:type="dxa" w:w="2808"/>
           </w:tcPr>
           <w:p>
             <w:r>
@@ -1695,67 +1695,67 @@
         </w:tc>
         <w:tc>
           <w:tcPr>
-            <w:tcW w:type="dxa" w:w="1296"/>
-          </w:tcPr>
-          <w:p>
-            <w:r>
-              <w:rPr>
-                <w:sz w:val="18"/>
-              </w:rPr>
-            </w:r>
-          </w:p>
-        </w:tc>
-        <w:tc>
-          <w:tcPr>
-            <w:tcW w:type="dxa" w:w="504"/>
-          </w:tcPr>
-          <w:p>
-            <w:r>
-              <w:rPr>
-                <w:sz w:val="18"/>
-              </w:rPr>
-            </w:r>
-          </w:p>
-        </w:tc>
-        <w:tc>
-          <w:tcPr>
-            <w:tcW w:type="dxa" w:w="936"/>
-          </w:tcPr>
-          <w:p>
-            <w:r>
-              <w:rPr>
-                <w:sz w:val="18"/>
-              </w:rPr>
-            </w:r>
-          </w:p>
-        </w:tc>
-        <w:tc>
-          <w:tcPr>
-            <w:tcW w:type="dxa" w:w="936"/>
-          </w:tcPr>
-          <w:p>
-            <w:r>
-              <w:rPr>
-                <w:sz w:val="18"/>
-              </w:rPr>
-            </w:r>
-          </w:p>
-        </w:tc>
-        <w:tc>
-          <w:tcPr>
-            <w:tcW w:type="dxa" w:w="936"/>
-          </w:tcPr>
-          <w:p>
-            <w:r>
-              <w:rPr>
-                <w:sz w:val="18"/>
-              </w:rPr>
-            </w:r>
-          </w:p>
-        </w:tc>
-        <w:tc>
-          <w:tcPr>
-            <w:tcW w:type="dxa" w:w="936"/>
+            <w:tcW w:type="dxa" w:w="1080"/>
+          </w:tcPr>
+          <w:p>
+            <w:r>
+              <w:rPr>
+                <w:sz w:val="18"/>
+              </w:rPr>
+            </w:r>
+          </w:p>
+        </w:tc>
+        <w:tc>
+          <w:tcPr>
+            <w:tcW w:type="dxa" w:w="461"/>
+          </w:tcPr>
+          <w:p>
+            <w:r>
+              <w:rPr>
+                <w:sz w:val="18"/>
+              </w:rPr>
+            </w:r>
+          </w:p>
+        </w:tc>
+        <w:tc>
+          <w:tcPr>
+            <w:tcW w:type="dxa" w:w="835"/>
+          </w:tcPr>
+          <w:p>
+            <w:r>
+              <w:rPr>
+                <w:sz w:val="18"/>
+              </w:rPr>
+            </w:r>
+          </w:p>
+        </w:tc>
+        <w:tc>
+          <w:tcPr>
+            <w:tcW w:type="dxa" w:w="792"/>
+          </w:tcPr>
+          <w:p>
+            <w:r>
+              <w:rPr>
+                <w:sz w:val="18"/>
+              </w:rPr>
+            </w:r>
+          </w:p>
+        </w:tc>
+        <w:tc>
+          <w:tcPr>
+            <w:tcW w:type="dxa" w:w="792"/>
+          </w:tcPr>
+          <w:p>
+            <w:r>
+              <w:rPr>
+                <w:sz w:val="18"/>
+              </w:rPr>
+            </w:r>
+          </w:p>
+        </w:tc>
+        <w:tc>
+          <w:tcPr>
+            <w:tcW w:type="dxa" w:w="893"/>
           </w:tcPr>
           <w:p>
             <w:r>
@@ -1781,7 +1781,7 @@
       <w:tr>
         <w:tc>
           <w:tcPr>
-            <w:tcW w:type="dxa" w:w="3168"/>
+            <w:tcW w:type="dxa" w:w="2808"/>
           </w:tcPr>
           <w:p>
             <w:r>
@@ -1794,7 +1794,7 @@
         </w:tc>
         <w:tc>
           <w:tcPr>
-            <w:tcW w:type="dxa" w:w="1296"/>
+            <w:tcW w:type="dxa" w:w="1080"/>
           </w:tcPr>
           <w:p>
             <w:r>
@@ -1807,7 +1807,7 @@
         </w:tc>
         <w:tc>
           <w:tcPr>
-            <w:tcW w:type="dxa" w:w="504"/>
+            <w:tcW w:type="dxa" w:w="461"/>
           </w:tcPr>
           <w:p>
             <w:r>
@@ -1820,7 +1820,7 @@
         </w:tc>
         <w:tc>
           <w:tcPr>
-            <w:tcW w:type="dxa" w:w="936"/>
+            <w:tcW w:type="dxa" w:w="835"/>
           </w:tcPr>
           <w:p>
             <w:r>
@@ -1833,7 +1833,7 @@
         </w:tc>
         <w:tc>
           <w:tcPr>
-            <w:tcW w:type="dxa" w:w="936"/>
+            <w:tcW w:type="dxa" w:w="792"/>
           </w:tcPr>
           <w:p>
             <w:r>
@@ -1846,7 +1846,7 @@
         </w:tc>
         <w:tc>
           <w:tcPr>
-            <w:tcW w:type="dxa" w:w="936"/>
+            <w:tcW w:type="dxa" w:w="792"/>
           </w:tcPr>
           <w:p>
             <w:r>
@@ -1859,7 +1859,7 @@
         </w:tc>
         <w:tc>
           <w:tcPr>
-            <w:tcW w:type="dxa" w:w="936"/>
+            <w:tcW w:type="dxa" w:w="893"/>
           </w:tcPr>
           <w:p>
             <w:r>
@@ -1887,7 +1887,7 @@
       <w:tr>
         <w:tc>
           <w:tcPr>
-            <w:tcW w:type="dxa" w:w="3168"/>
+            <w:tcW w:type="dxa" w:w="2808"/>
           </w:tcPr>
           <w:p>
             <w:r>
@@ -1900,67 +1900,67 @@
         </w:tc>
         <w:tc>
           <w:tcPr>
-            <w:tcW w:type="dxa" w:w="1296"/>
-          </w:tcPr>
-          <w:p>
-            <w:r>
-              <w:rPr>
-                <w:sz w:val="18"/>
-              </w:rPr>
-            </w:r>
-          </w:p>
-        </w:tc>
-        <w:tc>
-          <w:tcPr>
-            <w:tcW w:type="dxa" w:w="504"/>
-          </w:tcPr>
-          <w:p>
-            <w:r>
-              <w:rPr>
-                <w:sz w:val="18"/>
-              </w:rPr>
-            </w:r>
-          </w:p>
-        </w:tc>
-        <w:tc>
-          <w:tcPr>
-            <w:tcW w:type="dxa" w:w="936"/>
-          </w:tcPr>
-          <w:p>
-            <w:r>
-              <w:rPr>
-                <w:sz w:val="18"/>
-              </w:rPr>
-            </w:r>
-          </w:p>
-        </w:tc>
-        <w:tc>
-          <w:tcPr>
-            <w:tcW w:type="dxa" w:w="936"/>
-          </w:tcPr>
-          <w:p>
-            <w:r>
-              <w:rPr>
-                <w:sz w:val="18"/>
-              </w:rPr>
-            </w:r>
-          </w:p>
-        </w:tc>
-        <w:tc>
-          <w:tcPr>
-            <w:tcW w:type="dxa" w:w="936"/>
-          </w:tcPr>
-          <w:p>
-            <w:r>
-              <w:rPr>
-                <w:sz w:val="18"/>
-              </w:rPr>
-            </w:r>
-          </w:p>
-        </w:tc>
-        <w:tc>
-          <w:tcPr>
-            <w:tcW w:type="dxa" w:w="936"/>
+            <w:tcW w:type="dxa" w:w="1080"/>
+          </w:tcPr>
+          <w:p>
+            <w:r>
+              <w:rPr>
+                <w:sz w:val="18"/>
+              </w:rPr>
+            </w:r>
+          </w:p>
+        </w:tc>
+        <w:tc>
+          <w:tcPr>
+            <w:tcW w:type="dxa" w:w="461"/>
+          </w:tcPr>
+          <w:p>
+            <w:r>
+              <w:rPr>
+                <w:sz w:val="18"/>
+              </w:rPr>
+            </w:r>
+          </w:p>
+        </w:tc>
+        <w:tc>
+          <w:tcPr>
+            <w:tcW w:type="dxa" w:w="835"/>
+          </w:tcPr>
+          <w:p>
+            <w:r>
+              <w:rPr>
+                <w:sz w:val="18"/>
+              </w:rPr>
+            </w:r>
+          </w:p>
+        </w:tc>
+        <w:tc>
+          <w:tcPr>
+            <w:tcW w:type="dxa" w:w="792"/>
+          </w:tcPr>
+          <w:p>
+            <w:r>
+              <w:rPr>
+                <w:sz w:val="18"/>
+              </w:rPr>
+            </w:r>
+          </w:p>
+        </w:tc>
+        <w:tc>
+          <w:tcPr>
+            <w:tcW w:type="dxa" w:w="792"/>
+          </w:tcPr>
+          <w:p>
+            <w:r>
+              <w:rPr>
+                <w:sz w:val="18"/>
+              </w:rPr>
+            </w:r>
+          </w:p>
+        </w:tc>
+        <w:tc>
+          <w:tcPr>
+            <w:tcW w:type="dxa" w:w="893"/>
           </w:tcPr>
           <w:p>
             <w:r>
@@ -1986,7 +1986,7 @@
       <w:tr>
         <w:tc>
           <w:tcPr>
-            <w:tcW w:type="dxa" w:w="3168"/>
+            <w:tcW w:type="dxa" w:w="2808"/>
           </w:tcPr>
           <w:p>
             <w:r>
@@ -1999,7 +1999,7 @@
         </w:tc>
         <w:tc>
           <w:tcPr>
-            <w:tcW w:type="dxa" w:w="1296"/>
+            <w:tcW w:type="dxa" w:w="1080"/>
           </w:tcPr>
           <w:p>
             <w:r>
@@ -2012,7 +2012,7 @@
         </w:tc>
         <w:tc>
           <w:tcPr>
-            <w:tcW w:type="dxa" w:w="504"/>
+            <w:tcW w:type="dxa" w:w="461"/>
           </w:tcPr>
           <w:p>
             <w:r>
@@ -2025,7 +2025,7 @@
         </w:tc>
         <w:tc>
           <w:tcPr>
-            <w:tcW w:type="dxa" w:w="936"/>
+            <w:tcW w:type="dxa" w:w="835"/>
           </w:tcPr>
           <w:p>
             <w:r>
@@ -2038,7 +2038,7 @@
         </w:tc>
         <w:tc>
           <w:tcPr>
-            <w:tcW w:type="dxa" w:w="936"/>
+            <w:tcW w:type="dxa" w:w="792"/>
           </w:tcPr>
           <w:p>
             <w:r>
@@ -2051,7 +2051,7 @@
         </w:tc>
         <w:tc>
           <w:tcPr>
-            <w:tcW w:type="dxa" w:w="936"/>
+            <w:tcW w:type="dxa" w:w="792"/>
           </w:tcPr>
           <w:p>
             <w:r>
@@ -2064,7 +2064,7 @@
         </w:tc>
         <w:tc>
           <w:tcPr>
-            <w:tcW w:type="dxa" w:w="936"/>
+            <w:tcW w:type="dxa" w:w="893"/>
           </w:tcPr>
           <w:p>
             <w:r>
@@ -2092,7 +2092,7 @@
       <w:tr>
         <w:tc>
           <w:tcPr>
-            <w:tcW w:type="dxa" w:w="3168"/>
+            <w:tcW w:type="dxa" w:w="2808"/>
           </w:tcPr>
           <w:p>
             <w:r>
@@ -2105,67 +2105,67 @@
         </w:tc>
         <w:tc>
           <w:tcPr>
-            <w:tcW w:type="dxa" w:w="1296"/>
-          </w:tcPr>
-          <w:p>
-            <w:r>
-              <w:rPr>
-                <w:sz w:val="18"/>
-              </w:rPr>
-            </w:r>
-          </w:p>
-        </w:tc>
-        <w:tc>
-          <w:tcPr>
-            <w:tcW w:type="dxa" w:w="504"/>
-          </w:tcPr>
-          <w:p>
-            <w:r>
-              <w:rPr>
-                <w:sz w:val="18"/>
-              </w:rPr>
-            </w:r>
-          </w:p>
-        </w:tc>
-        <w:tc>
-          <w:tcPr>
-            <w:tcW w:type="dxa" w:w="936"/>
-          </w:tcPr>
-          <w:p>
-            <w:r>
-              <w:rPr>
-                <w:sz w:val="18"/>
-              </w:rPr>
-            </w:r>
-          </w:p>
-        </w:tc>
-        <w:tc>
-          <w:tcPr>
-            <w:tcW w:type="dxa" w:w="936"/>
-          </w:tcPr>
-          <w:p>
-            <w:r>
-              <w:rPr>
-                <w:sz w:val="18"/>
-              </w:rPr>
-            </w:r>
-          </w:p>
-        </w:tc>
-        <w:tc>
-          <w:tcPr>
-            <w:tcW w:type="dxa" w:w="936"/>
-          </w:tcPr>
-          <w:p>
-            <w:r>
-              <w:rPr>
-                <w:sz w:val="18"/>
-              </w:rPr>
-            </w:r>
-          </w:p>
-        </w:tc>
-        <w:tc>
-          <w:tcPr>
-            <w:tcW w:type="dxa" w:w="936"/>
+            <w:tcW w:type="dxa" w:w="1080"/>
+          </w:tcPr>
+          <w:p>
+            <w:r>
+              <w:rPr>
+                <w:sz w:val="18"/>
+              </w:rPr>
+            </w:r>
+          </w:p>
+        </w:tc>
+        <w:tc>
+          <w:tcPr>
+            <w:tcW w:type="dxa" w:w="461"/>
+          </w:tcPr>
+          <w:p>
+            <w:r>
+              <w:rPr>
+                <w:sz w:val="18"/>
+              </w:rPr>
+            </w:r>
+          </w:p>
+        </w:tc>
+        <w:tc>
+          <w:tcPr>
+            <w:tcW w:type="dxa" w:w="835"/>
+          </w:tcPr>
+          <w:p>
+            <w:r>
+              <w:rPr>
+                <w:sz w:val="18"/>
+              </w:rPr>
+            </w:r>
+          </w:p>
+        </w:tc>
+        <w:tc>
+          <w:tcPr>
+            <w:tcW w:type="dxa" w:w="792"/>
+          </w:tcPr>
+          <w:p>
+            <w:r>
+              <w:rPr>
+                <w:sz w:val="18"/>
+              </w:rPr>
+            </w:r>
+          </w:p>
+        </w:tc>
+        <w:tc>
+          <w:tcPr>
+            <w:tcW w:type="dxa" w:w="792"/>
+          </w:tcPr>
+          <w:p>
+            <w:r>
+              <w:rPr>
+                <w:sz w:val="18"/>
+              </w:rPr>
+            </w:r>
+          </w:p>
+        </w:tc>
+        <w:tc>
+          <w:tcPr>
+            <w:tcW w:type="dxa" w:w="893"/>
           </w:tcPr>
           <w:p>
             <w:r>
@@ -2191,7 +2191,7 @@
       <w:tr>
         <w:tc>
           <w:tcPr>
-            <w:tcW w:type="dxa" w:w="3168"/>
+            <w:tcW w:type="dxa" w:w="2808"/>
           </w:tcPr>
           <w:p>
             <w:r>
@@ -2204,7 +2204,7 @@
         </w:tc>
         <w:tc>
           <w:tcPr>
-            <w:tcW w:type="dxa" w:w="1296"/>
+            <w:tcW w:type="dxa" w:w="1080"/>
           </w:tcPr>
           <w:p>
             <w:r>
@@ -2217,7 +2217,7 @@
         </w:tc>
         <w:tc>
           <w:tcPr>
-            <w:tcW w:type="dxa" w:w="504"/>
+            <w:tcW w:type="dxa" w:w="461"/>
           </w:tcPr>
           <w:p>
             <w:r>
@@ -2230,7 +2230,7 @@
         </w:tc>
         <w:tc>
           <w:tcPr>
-            <w:tcW w:type="dxa" w:w="936"/>
+            <w:tcW w:type="dxa" w:w="835"/>
           </w:tcPr>
           <w:p>
             <w:r>
@@ -2243,7 +2243,7 @@
         </w:tc>
         <w:tc>
           <w:tcPr>
-            <w:tcW w:type="dxa" w:w="936"/>
+            <w:tcW w:type="dxa" w:w="792"/>
           </w:tcPr>
           <w:p>
             <w:r>
@@ -2256,7 +2256,7 @@
         </w:tc>
         <w:tc>
           <w:tcPr>
-            <w:tcW w:type="dxa" w:w="936"/>
+            <w:tcW w:type="dxa" w:w="792"/>
           </w:tcPr>
           <w:p>
             <w:r>
@@ -2269,7 +2269,7 @@
         </w:tc>
         <w:tc>
           <w:tcPr>
-            <w:tcW w:type="dxa" w:w="936"/>
+            <w:tcW w:type="dxa" w:w="893"/>
           </w:tcPr>
           <w:p>
             <w:r>
@@ -2297,7 +2297,7 @@
       <w:tr>
         <w:tc>
           <w:tcPr>
-            <w:tcW w:type="dxa" w:w="3168"/>
+            <w:tcW w:type="dxa" w:w="2808"/>
           </w:tcPr>
           <w:p>
             <w:r>
@@ -2310,7 +2310,7 @@
         </w:tc>
         <w:tc>
           <w:tcPr>
-            <w:tcW w:type="dxa" w:w="1296"/>
+            <w:tcW w:type="dxa" w:w="1080"/>
           </w:tcPr>
           <w:p>
             <w:r>
@@ -2323,7 +2323,7 @@
         </w:tc>
         <w:tc>
           <w:tcPr>
-            <w:tcW w:type="dxa" w:w="504"/>
+            <w:tcW w:type="dxa" w:w="461"/>
           </w:tcPr>
           <w:p>
             <w:r>
@@ -2336,7 +2336,7 @@
         </w:tc>
         <w:tc>
           <w:tcPr>
-            <w:tcW w:type="dxa" w:w="936"/>
+            <w:tcW w:type="dxa" w:w="835"/>
           </w:tcPr>
           <w:p>
             <w:r>
@@ -2349,7 +2349,7 @@
         </w:tc>
         <w:tc>
           <w:tcPr>
-            <w:tcW w:type="dxa" w:w="936"/>
+            <w:tcW w:type="dxa" w:w="792"/>
           </w:tcPr>
           <w:p>
             <w:r>
@@ -2362,7 +2362,7 @@
         </w:tc>
         <w:tc>
           <w:tcPr>
-            <w:tcW w:type="dxa" w:w="936"/>
+            <w:tcW w:type="dxa" w:w="792"/>
           </w:tcPr>
           <w:p>
             <w:r>
@@ -2375,7 +2375,7 @@
         </w:tc>
         <w:tc>
           <w:tcPr>
-            <w:tcW w:type="dxa" w:w="936"/>
+            <w:tcW w:type="dxa" w:w="893"/>
           </w:tcPr>
           <w:p>
             <w:r>
@@ -2403,7 +2403,7 @@
       <w:tr>
         <w:tc>
           <w:tcPr>
-            <w:tcW w:type="dxa" w:w="3168"/>
+            <w:tcW w:type="dxa" w:w="2808"/>
           </w:tcPr>
           <w:p>
             <w:r>
@@ -2416,7 +2416,7 @@
         </w:tc>
         <w:tc>
           <w:tcPr>
-            <w:tcW w:type="dxa" w:w="1296"/>
+            <w:tcW w:type="dxa" w:w="1080"/>
           </w:tcPr>
           <w:p>
             <w:r>
@@ -2429,7 +2429,7 @@
         </w:tc>
         <w:tc>
           <w:tcPr>
-            <w:tcW w:type="dxa" w:w="504"/>
+            <w:tcW w:type="dxa" w:w="461"/>
           </w:tcPr>
           <w:p>
             <w:r>
@@ -2442,7 +2442,7 @@
         </w:tc>
         <w:tc>
           <w:tcPr>
-            <w:tcW w:type="dxa" w:w="936"/>
+            <w:tcW w:type="dxa" w:w="835"/>
           </w:tcPr>
           <w:p>
             <w:r>
@@ -2455,7 +2455,7 @@
         </w:tc>
         <w:tc>
           <w:tcPr>
-            <w:tcW w:type="dxa" w:w="936"/>
+            <w:tcW w:type="dxa" w:w="792"/>
           </w:tcPr>
           <w:p>
             <w:r>
@@ -2468,7 +2468,7 @@
         </w:tc>
         <w:tc>
           <w:tcPr>
-            <w:tcW w:type="dxa" w:w="936"/>
+            <w:tcW w:type="dxa" w:w="792"/>
           </w:tcPr>
           <w:p>
             <w:r>
@@ -2481,7 +2481,7 @@
         </w:tc>
         <w:tc>
           <w:tcPr>
-            <w:tcW w:type="dxa" w:w="936"/>
+            <w:tcW w:type="dxa" w:w="893"/>
           </w:tcPr>
           <w:p>
             <w:r>
@@ -2509,7 +2509,7 @@
       <w:tr>
         <w:tc>
           <w:tcPr>
-            <w:tcW w:type="dxa" w:w="3168"/>
+            <w:tcW w:type="dxa" w:w="2808"/>
           </w:tcPr>
           <w:p>
             <w:r>
@@ -2522,67 +2522,67 @@
         </w:tc>
         <w:tc>
           <w:tcPr>
-            <w:tcW w:type="dxa" w:w="1296"/>
-          </w:tcPr>
-          <w:p>
-            <w:r>
-              <w:rPr>
-                <w:sz w:val="18"/>
-              </w:rPr>
-            </w:r>
-          </w:p>
-        </w:tc>
-        <w:tc>
-          <w:tcPr>
-            <w:tcW w:type="dxa" w:w="504"/>
-          </w:tcPr>
-          <w:p>
-            <w:r>
-              <w:rPr>
-                <w:sz w:val="18"/>
-              </w:rPr>
-            </w:r>
-          </w:p>
-        </w:tc>
-        <w:tc>
-          <w:tcPr>
-            <w:tcW w:type="dxa" w:w="936"/>
-          </w:tcPr>
-          <w:p>
-            <w:r>
-              <w:rPr>
-                <w:sz w:val="18"/>
-              </w:rPr>
-            </w:r>
-          </w:p>
-        </w:tc>
-        <w:tc>
-          <w:tcPr>
-            <w:tcW w:type="dxa" w:w="936"/>
-          </w:tcPr>
-          <w:p>
-            <w:r>
-              <w:rPr>
-                <w:sz w:val="18"/>
-              </w:rPr>
-            </w:r>
-          </w:p>
-        </w:tc>
-        <w:tc>
-          <w:tcPr>
-            <w:tcW w:type="dxa" w:w="936"/>
-          </w:tcPr>
-          <w:p>
-            <w:r>
-              <w:rPr>
-                <w:sz w:val="18"/>
-              </w:rPr>
-            </w:r>
-          </w:p>
-        </w:tc>
-        <w:tc>
-          <w:tcPr>
-            <w:tcW w:type="dxa" w:w="936"/>
+            <w:tcW w:type="dxa" w:w="1080"/>
+          </w:tcPr>
+          <w:p>
+            <w:r>
+              <w:rPr>
+                <w:sz w:val="18"/>
+              </w:rPr>
+            </w:r>
+          </w:p>
+        </w:tc>
+        <w:tc>
+          <w:tcPr>
+            <w:tcW w:type="dxa" w:w="461"/>
+          </w:tcPr>
+          <w:p>
+            <w:r>
+              <w:rPr>
+                <w:sz w:val="18"/>
+              </w:rPr>
+            </w:r>
+          </w:p>
+        </w:tc>
+        <w:tc>
+          <w:tcPr>
+            <w:tcW w:type="dxa" w:w="835"/>
+          </w:tcPr>
+          <w:p>
+            <w:r>
+              <w:rPr>
+                <w:sz w:val="18"/>
+              </w:rPr>
+            </w:r>
+          </w:p>
+        </w:tc>
+        <w:tc>
+          <w:tcPr>
+            <w:tcW w:type="dxa" w:w="792"/>
+          </w:tcPr>
+          <w:p>
+            <w:r>
+              <w:rPr>
+                <w:sz w:val="18"/>
+              </w:rPr>
+            </w:r>
+          </w:p>
+        </w:tc>
+        <w:tc>
+          <w:tcPr>
+            <w:tcW w:type="dxa" w:w="792"/>
+          </w:tcPr>
+          <w:p>
+            <w:r>
+              <w:rPr>
+                <w:sz w:val="18"/>
+              </w:rPr>
+            </w:r>
+          </w:p>
+        </w:tc>
+        <w:tc>
+          <w:tcPr>
+            <w:tcW w:type="dxa" w:w="893"/>
           </w:tcPr>
           <w:p>
             <w:r>
@@ -2608,7 +2608,7 @@
       <w:tr>
         <w:tc>
           <w:tcPr>
-            <w:tcW w:type="dxa" w:w="3168"/>
+            <w:tcW w:type="dxa" w:w="2808"/>
           </w:tcPr>
           <w:p>
             <w:r>
@@ -2621,7 +2621,7 @@
         </w:tc>
         <w:tc>
           <w:tcPr>
-            <w:tcW w:type="dxa" w:w="1296"/>
+            <w:tcW w:type="dxa" w:w="1080"/>
           </w:tcPr>
           <w:p>
             <w:r>
@@ -2634,7 +2634,7 @@
         </w:tc>
         <w:tc>
           <w:tcPr>
-            <w:tcW w:type="dxa" w:w="504"/>
+            <w:tcW w:type="dxa" w:w="461"/>
           </w:tcPr>
           <w:p>
             <w:r>
@@ -2647,7 +2647,7 @@
         </w:tc>
         <w:tc>
           <w:tcPr>
-            <w:tcW w:type="dxa" w:w="936"/>
+            <w:tcW w:type="dxa" w:w="835"/>
           </w:tcPr>
           <w:p>
             <w:r>
@@ -2660,7 +2660,7 @@
         </w:tc>
         <w:tc>
           <w:tcPr>
-            <w:tcW w:type="dxa" w:w="936"/>
+            <w:tcW w:type="dxa" w:w="792"/>
           </w:tcPr>
           <w:p>
             <w:r>
@@ -2673,7 +2673,7 @@
         </w:tc>
         <w:tc>
           <w:tcPr>
-            <w:tcW w:type="dxa" w:w="936"/>
+            <w:tcW w:type="dxa" w:w="792"/>
           </w:tcPr>
           <w:p>
             <w:r>
@@ -2686,7 +2686,7 @@
         </w:tc>
         <w:tc>
           <w:tcPr>
-            <w:tcW w:type="dxa" w:w="936"/>
+            <w:tcW w:type="dxa" w:w="893"/>
           </w:tcPr>
           <w:p>
             <w:r>
@@ -2714,7 +2714,7 @@
       <w:tr>
         <w:tc>
           <w:tcPr>
-            <w:tcW w:type="dxa" w:w="3168"/>
+            <w:tcW w:type="dxa" w:w="2808"/>
           </w:tcPr>
           <w:p>
             <w:r>
@@ -2727,7 +2727,7 @@
         </w:tc>
         <w:tc>
           <w:tcPr>
-            <w:tcW w:type="dxa" w:w="1296"/>
+            <w:tcW w:type="dxa" w:w="1080"/>
           </w:tcPr>
           <w:p>
             <w:r>
@@ -2740,7 +2740,7 @@
         </w:tc>
         <w:tc>
           <w:tcPr>
-            <w:tcW w:type="dxa" w:w="504"/>
+            <w:tcW w:type="dxa" w:w="461"/>
           </w:tcPr>
           <w:p>
             <w:r>
@@ -2753,7 +2753,7 @@
         </w:tc>
         <w:tc>
           <w:tcPr>
-            <w:tcW w:type="dxa" w:w="936"/>
+            <w:tcW w:type="dxa" w:w="835"/>
           </w:tcPr>
           <w:p>
             <w:r>
@@ -2766,7 +2766,7 @@
         </w:tc>
         <w:tc>
           <w:tcPr>
-            <w:tcW w:type="dxa" w:w="936"/>
+            <w:tcW w:type="dxa" w:w="792"/>
           </w:tcPr>
           <w:p>
             <w:r>
@@ -2779,7 +2779,7 @@
         </w:tc>
         <w:tc>
           <w:tcPr>
-            <w:tcW w:type="dxa" w:w="936"/>
+            <w:tcW w:type="dxa" w:w="792"/>
           </w:tcPr>
           <w:p>
             <w:r>
@@ -2792,7 +2792,7 @@
         </w:tc>
         <w:tc>
           <w:tcPr>
-            <w:tcW w:type="dxa" w:w="936"/>
+            <w:tcW w:type="dxa" w:w="893"/>
           </w:tcPr>
           <w:p>
             <w:r>
@@ -2820,7 +2820,7 @@
       <w:tr>
         <w:tc>
           <w:tcPr>
-            <w:tcW w:type="dxa" w:w="3168"/>
+            <w:tcW w:type="dxa" w:w="2808"/>
           </w:tcPr>
           <w:p>
             <w:r>
@@ -2833,7 +2833,7 @@
         </w:tc>
         <w:tc>
           <w:tcPr>
-            <w:tcW w:type="dxa" w:w="1296"/>
+            <w:tcW w:type="dxa" w:w="1080"/>
           </w:tcPr>
           <w:p>
             <w:r>
@@ -2846,7 +2846,7 @@
         </w:tc>
         <w:tc>
           <w:tcPr>
-            <w:tcW w:type="dxa" w:w="504"/>
+            <w:tcW w:type="dxa" w:w="461"/>
           </w:tcPr>
           <w:p>
             <w:r>
@@ -2859,7 +2859,7 @@
         </w:tc>
         <w:tc>
           <w:tcPr>
-            <w:tcW w:type="dxa" w:w="936"/>
+            <w:tcW w:type="dxa" w:w="835"/>
           </w:tcPr>
           <w:p>
             <w:r>
@@ -2872,7 +2872,7 @@
         </w:tc>
         <w:tc>
           <w:tcPr>
-            <w:tcW w:type="dxa" w:w="936"/>
+            <w:tcW w:type="dxa" w:w="792"/>
           </w:tcPr>
           <w:p>
             <w:r>
@@ -2885,7 +2885,7 @@
         </w:tc>
         <w:tc>
           <w:tcPr>
-            <w:tcW w:type="dxa" w:w="936"/>
+            <w:tcW w:type="dxa" w:w="792"/>
           </w:tcPr>
           <w:p>
             <w:r>
@@ -2898,7 +2898,7 @@
         </w:tc>
         <w:tc>
           <w:tcPr>
-            <w:tcW w:type="dxa" w:w="936"/>
+            <w:tcW w:type="dxa" w:w="893"/>
           </w:tcPr>
           <w:p>
             <w:r>
@@ -2926,7 +2926,7 @@
       <w:tr>
         <w:tc>
           <w:tcPr>
-            <w:tcW w:type="dxa" w:w="3168"/>
+            <w:tcW w:type="dxa" w:w="2808"/>
           </w:tcPr>
           <w:p>
             <w:r>
@@ -2939,7 +2939,7 @@
         </w:tc>
         <w:tc>
           <w:tcPr>
-            <w:tcW w:type="dxa" w:w="1296"/>
+            <w:tcW w:type="dxa" w:w="1080"/>
           </w:tcPr>
           <w:p>
             <w:r>
@@ -2952,7 +2952,7 @@
         </w:tc>
         <w:tc>
           <w:tcPr>
-            <w:tcW w:type="dxa" w:w="504"/>
+            <w:tcW w:type="dxa" w:w="461"/>
           </w:tcPr>
           <w:p>
             <w:r>
@@ -2965,7 +2965,7 @@
         </w:tc>
         <w:tc>
           <w:tcPr>
-            <w:tcW w:type="dxa" w:w="936"/>
+            <w:tcW w:type="dxa" w:w="835"/>
           </w:tcPr>
           <w:p>
             <w:r>
@@ -2978,7 +2978,7 @@
         </w:tc>
         <w:tc>
           <w:tcPr>
-            <w:tcW w:type="dxa" w:w="936"/>
+            <w:tcW w:type="dxa" w:w="792"/>
           </w:tcPr>
           <w:p>
             <w:r>
@@ -2991,7 +2991,7 @@
         </w:tc>
         <w:tc>
           <w:tcPr>
-            <w:tcW w:type="dxa" w:w="936"/>
+            <w:tcW w:type="dxa" w:w="792"/>
           </w:tcPr>
           <w:p>
             <w:r>
@@ -3004,7 +3004,7 @@
         </w:tc>
         <w:tc>
           <w:tcPr>
-            <w:tcW w:type="dxa" w:w="936"/>
+            <w:tcW w:type="dxa" w:w="893"/>
           </w:tcPr>
           <w:p>
             <w:r>
@@ -3032,7 +3032,7 @@
       <w:tr>
         <w:tc>
           <w:tcPr>
-            <w:tcW w:type="dxa" w:w="3168"/>
+            <w:tcW w:type="dxa" w:w="2808"/>
           </w:tcPr>
           <w:p>
             <w:r>
@@ -3045,67 +3045,67 @@
         </w:tc>
         <w:tc>
           <w:tcPr>
-            <w:tcW w:type="dxa" w:w="1296"/>
-          </w:tcPr>
-          <w:p>
-            <w:r>
-              <w:rPr>
-                <w:sz w:val="18"/>
-              </w:rPr>
-            </w:r>
-          </w:p>
-        </w:tc>
-        <w:tc>
-          <w:tcPr>
-            <w:tcW w:type="dxa" w:w="504"/>
-          </w:tcPr>
-          <w:p>
-            <w:r>
-              <w:rPr>
-                <w:sz w:val="18"/>
-              </w:rPr>
-            </w:r>
-          </w:p>
-        </w:tc>
-        <w:tc>
-          <w:tcPr>
-            <w:tcW w:type="dxa" w:w="936"/>
-          </w:tcPr>
-          <w:p>
-            <w:r>
-              <w:rPr>
-                <w:sz w:val="18"/>
-              </w:rPr>
-            </w:r>
-          </w:p>
-        </w:tc>
-        <w:tc>
-          <w:tcPr>
-            <w:tcW w:type="dxa" w:w="936"/>
-          </w:tcPr>
-          <w:p>
-            <w:r>
-              <w:rPr>
-                <w:sz w:val="18"/>
-              </w:rPr>
-            </w:r>
-          </w:p>
-        </w:tc>
-        <w:tc>
-          <w:tcPr>
-            <w:tcW w:type="dxa" w:w="936"/>
-          </w:tcPr>
-          <w:p>
-            <w:r>
-              <w:rPr>
-                <w:sz w:val="18"/>
-              </w:rPr>
-            </w:r>
-          </w:p>
-        </w:tc>
-        <w:tc>
-          <w:tcPr>
-            <w:tcW w:type="dxa" w:w="936"/>
+            <w:tcW w:type="dxa" w:w="1080"/>
+          </w:tcPr>
+          <w:p>
+            <w:r>
+              <w:rPr>
+                <w:sz w:val="18"/>
+              </w:rPr>
+            </w:r>
+          </w:p>
+        </w:tc>
+        <w:tc>
+          <w:tcPr>
+            <w:tcW w:type="dxa" w:w="461"/>
+          </w:tcPr>
+          <w:p>
+            <w:r>
+              <w:rPr>
+                <w:sz w:val="18"/>
+              </w:rPr>
+            </w:r>
+          </w:p>
+        </w:tc>
+        <w:tc>
+          <w:tcPr>
+            <w:tcW w:type="dxa" w:w="835"/>
+          </w:tcPr>
+          <w:p>
+            <w:r>
+              <w:rPr>
+                <w:sz w:val="18"/>
+              </w:rPr>
+            </w:r>
+          </w:p>
+        </w:tc>
+        <w:tc>
+          <w:tcPr>
+            <w:tcW w:type="dxa" w:w="792"/>
+          </w:tcPr>
+          <w:p>
+            <w:r>
+              <w:rPr>
+                <w:sz w:val="18"/>
+              </w:rPr>
+            </w:r>
+          </w:p>
+        </w:tc>
+        <w:tc>
+          <w:tcPr>
+            <w:tcW w:type="dxa" w:w="792"/>
+          </w:tcPr>
+          <w:p>
+            <w:r>
+              <w:rPr>
+                <w:sz w:val="18"/>
+              </w:rPr>
+            </w:r>
+          </w:p>
+        </w:tc>
+        <w:tc>
+          <w:tcPr>
+            <w:tcW w:type="dxa" w:w="893"/>
           </w:tcPr>
           <w:p>
             <w:r>
@@ -3131,7 +3131,7 @@
       <w:tr>
         <w:tc>
           <w:tcPr>
-            <w:tcW w:type="dxa" w:w="3168"/>
+            <w:tcW w:type="dxa" w:w="2808"/>
           </w:tcPr>
           <w:p>
             <w:r>
@@ -3144,7 +3144,7 @@
         </w:tc>
         <w:tc>
           <w:tcPr>
-            <w:tcW w:type="dxa" w:w="1296"/>
+            <w:tcW w:type="dxa" w:w="1080"/>
           </w:tcPr>
           <w:p>
             <w:r>
@@ -3157,7 +3157,7 @@
         </w:tc>
         <w:tc>
           <w:tcPr>
-            <w:tcW w:type="dxa" w:w="504"/>
+            <w:tcW w:type="dxa" w:w="461"/>
           </w:tcPr>
           <w:p>
             <w:r>
@@ -3170,7 +3170,7 @@
         </w:tc>
         <w:tc>
           <w:tcPr>
-            <w:tcW w:type="dxa" w:w="936"/>
+            <w:tcW w:type="dxa" w:w="835"/>
           </w:tcPr>
           <w:p>
             <w:r>
@@ -3183,7 +3183,7 @@
         </w:tc>
         <w:tc>
           <w:tcPr>
-            <w:tcW w:type="dxa" w:w="936"/>
+            <w:tcW w:type="dxa" w:w="792"/>
           </w:tcPr>
           <w:p>
             <w:r>
@@ -3196,7 +3196,7 @@
         </w:tc>
         <w:tc>
           <w:tcPr>
-            <w:tcW w:type="dxa" w:w="936"/>
+            <w:tcW w:type="dxa" w:w="792"/>
           </w:tcPr>
           <w:p>
             <w:r>
@@ -3209,7 +3209,7 @@
         </w:tc>
         <w:tc>
           <w:tcPr>
-            <w:tcW w:type="dxa" w:w="936"/>
+            <w:tcW w:type="dxa" w:w="893"/>
           </w:tcPr>
           <w:p>
             <w:r>
@@ -3273,19 +3273,74 @@
         <w:tblLayout w:type="fixed"/>
       </w:tblPr>
       <w:tblGrid>
+        <w:gridCol w:w="864"/>
+        <w:gridCol w:w="1512"/>
+        <w:gridCol w:w="1440"/>
+        <w:gridCol w:w="1368"/>
         <w:gridCol w:w="792"/>
-        <w:gridCol w:w="1800"/>
-        <w:gridCol w:w="432"/>
-        <w:gridCol w:w="1368"/>
-        <w:gridCol w:w="1368"/>
-        <w:gridCol w:w="648"/>
+        <w:gridCol w:w="1008"/>
         <w:gridCol w:w="936"/>
-        <w:gridCol w:w="792"/>
         <w:gridCol w:w="720"/>
       </w:tblGrid>
       <w:tr>
         <w:tc>
           <w:tcPr>
+            <w:tcW w:type="dxa" w:w="864"/>
+          </w:tcPr>
+          <w:p>
+            <w:r>
+              <w:rPr>
+                <w:b/>
+                <w:sz w:val="18"/>
+              </w:rPr>
+              <w:t>Model</w:t>
+            </w:r>
+          </w:p>
+        </w:tc>
+        <w:tc>
+          <w:tcPr>
+            <w:tcW w:type="dxa" w:w="1512"/>
+          </w:tcPr>
+          <w:p>
+            <w:r>
+              <w:rPr>
+                <w:b/>
+                <w:sz w:val="18"/>
+              </w:rPr>
+              <w:t>Added covariates</w:t>
+            </w:r>
+          </w:p>
+        </w:tc>
+        <w:tc>
+          <w:tcPr>
+            <w:tcW w:type="dxa" w:w="1440"/>
+          </w:tcPr>
+          <w:p>
+            <w:r>
+              <w:rPr>
+                <w:b/>
+                <w:sz w:val="18"/>
+              </w:rPr>
+              <w:t>β (95% CI)</w:t>
+            </w:r>
+          </w:p>
+        </w:tc>
+        <w:tc>
+          <w:tcPr>
+            <w:tcW w:type="dxa" w:w="1368"/>
+          </w:tcPr>
+          <w:p>
+            <w:r>
+              <w:rPr>
+                <w:b/>
+                <w:sz w:val="18"/>
+              </w:rPr>
+              <w:t>Standardized β (95% CI)</w:t>
+            </w:r>
+          </w:p>
+        </w:tc>
+        <w:tc>
+          <w:tcPr>
             <w:tcW w:type="dxa" w:w="792"/>
           </w:tcPr>
           <w:p>
@@ -3294,13 +3349,13 @@
                 <w:b/>
                 <w:sz w:val="18"/>
               </w:rPr>
-              <w:t>Model</w:t>
-            </w:r>
-          </w:p>
-        </w:tc>
-        <w:tc>
-          <w:tcPr>
-            <w:tcW w:type="dxa" w:w="1800"/>
+              <w:t>p</w:t>
+            </w:r>
+          </w:p>
+        </w:tc>
+        <w:tc>
+          <w:tcPr>
+            <w:tcW w:type="dxa" w:w="1008"/>
           </w:tcPr>
           <w:p>
             <w:r>
@@ -3308,83 +3363,13 @@
                 <w:b/>
                 <w:sz w:val="18"/>
               </w:rPr>
-              <w:t>Cumulative adjustment</w:t>
-            </w:r>
-          </w:p>
-        </w:tc>
-        <w:tc>
-          <w:tcPr>
-            <w:tcW w:type="dxa" w:w="432"/>
-          </w:tcPr>
-          <w:p>
-            <w:r>
-              <w:rPr>
-                <w:b/>
-                <w:sz w:val="18"/>
-              </w:rPr>
-              <w:t>N</w:t>
-            </w:r>
-          </w:p>
-        </w:tc>
-        <w:tc>
-          <w:tcPr>
-            <w:tcW w:type="dxa" w:w="1368"/>
-          </w:tcPr>
-          <w:p>
-            <w:r>
-              <w:rPr>
-                <w:b/>
-                <w:sz w:val="18"/>
-              </w:rPr>
-              <w:t>Unstd. β (HC3 95% CI)</w:t>
-            </w:r>
-          </w:p>
-        </w:tc>
-        <w:tc>
-          <w:tcPr>
-            <w:tcW w:type="dxa" w:w="1368"/>
-          </w:tcPr>
-          <w:p>
-            <w:r>
-              <w:rPr>
-                <w:b/>
-                <w:sz w:val="18"/>
-              </w:rPr>
-              <w:t>Std. β (HC3 95% CI)</w:t>
-            </w:r>
-          </w:p>
-        </w:tc>
-        <w:tc>
-          <w:tcPr>
-            <w:tcW w:type="dxa" w:w="648"/>
-          </w:tcPr>
-          <w:p>
-            <w:r>
-              <w:rPr>
-                <w:b/>
-                <w:sz w:val="18"/>
-              </w:rPr>
-              <w:t>p</w:t>
+              <w:t>Exposure partial R²</w:t>
             </w:r>
           </w:p>
         </w:tc>
         <w:tc>
           <w:tcPr>
             <w:tcW w:type="dxa" w:w="936"/>
-          </w:tcPr>
-          <w:p>
-            <w:r>
-              <w:rPr>
-                <w:b/>
-                <w:sz w:val="18"/>
-              </w:rPr>
-              <w:t>Exposure partial R²</w:t>
-            </w:r>
-          </w:p>
-        </w:tc>
-        <w:tc>
-          <w:tcPr>
-            <w:tcW w:type="dxa" w:w="792"/>
           </w:tcPr>
           <w:p>
             <w:r>
@@ -3414,6 +3399,58 @@
       <w:tr>
         <w:tc>
           <w:tcPr>
+            <w:tcW w:type="dxa" w:w="864"/>
+          </w:tcPr>
+          <w:p>
+            <w:r>
+              <w:rPr>
+                <w:sz w:val="18"/>
+              </w:rPr>
+              <w:t>O-A</w:t>
+            </w:r>
+          </w:p>
+        </w:tc>
+        <w:tc>
+          <w:tcPr>
+            <w:tcW w:type="dxa" w:w="1512"/>
+          </w:tcPr>
+          <w:p>
+            <w:r>
+              <w:rPr>
+                <w:sz w:val="18"/>
+              </w:rPr>
+              <w:t>Unadjusted</w:t>
+            </w:r>
+          </w:p>
+        </w:tc>
+        <w:tc>
+          <w:tcPr>
+            <w:tcW w:type="dxa" w:w="1440"/>
+          </w:tcPr>
+          <w:p>
+            <w:r>
+              <w:rPr>
+                <w:sz w:val="18"/>
+              </w:rPr>
+              <w:t>656.2 (326.9, 985.6)</w:t>
+            </w:r>
+          </w:p>
+        </w:tc>
+        <w:tc>
+          <w:tcPr>
+            <w:tcW w:type="dxa" w:w="1368"/>
+          </w:tcPr>
+          <w:p>
+            <w:r>
+              <w:rPr>
+                <w:sz w:val="18"/>
+              </w:rPr>
+              <w:t>0.521 (0.260, 0.783)</w:t>
+            </w:r>
+          </w:p>
+        </w:tc>
+        <w:tc>
+          <w:tcPr>
             <w:tcW w:type="dxa" w:w="792"/>
           </w:tcPr>
           <w:p>
@@ -3421,91 +3458,26 @@
               <w:rPr>
                 <w:sz w:val="18"/>
               </w:rPr>
-              <w:t>O-A</w:t>
-            </w:r>
-          </w:p>
-        </w:tc>
-        <w:tc>
-          <w:tcPr>
-            <w:tcW w:type="dxa" w:w="1800"/>
-          </w:tcPr>
-          <w:p>
-            <w:r>
-              <w:rPr>
-                <w:sz w:val="18"/>
-              </w:rPr>
-              <w:t>Unadjusted</w:t>
-            </w:r>
-          </w:p>
-        </w:tc>
-        <w:tc>
-          <w:tcPr>
-            <w:tcW w:type="dxa" w:w="432"/>
-          </w:tcPr>
-          <w:p>
-            <w:r>
-              <w:rPr>
-                <w:sz w:val="18"/>
-              </w:rPr>
-              <w:t>47</w:t>
-            </w:r>
-          </w:p>
-        </w:tc>
-        <w:tc>
-          <w:tcPr>
-            <w:tcW w:type="dxa" w:w="1368"/>
-          </w:tcPr>
-          <w:p>
-            <w:r>
-              <w:rPr>
-                <w:sz w:val="18"/>
-              </w:rPr>
-              <w:t>656.2 (326.9, 985.6)</w:t>
-            </w:r>
-          </w:p>
-        </w:tc>
-        <w:tc>
-          <w:tcPr>
-            <w:tcW w:type="dxa" w:w="1368"/>
-          </w:tcPr>
-          <w:p>
-            <w:r>
-              <w:rPr>
-                <w:sz w:val="18"/>
-              </w:rPr>
-              <w:t>0.521 (0.260, 0.783)</w:t>
-            </w:r>
-          </w:p>
-        </w:tc>
-        <w:tc>
-          <w:tcPr>
-            <w:tcW w:type="dxa" w:w="648"/>
-          </w:tcPr>
-          <w:p>
-            <w:r>
-              <w:rPr>
-                <w:sz w:val="18"/>
-              </w:rPr>
               <w:t>&lt;0.001</w:t>
             </w:r>
           </w:p>
         </w:tc>
         <w:tc>
           <w:tcPr>
+            <w:tcW w:type="dxa" w:w="1008"/>
+          </w:tcPr>
+          <w:p>
+            <w:r>
+              <w:rPr>
+                <w:sz w:val="18"/>
+              </w:rPr>
+              <w:t>0.272</w:t>
+            </w:r>
+          </w:p>
+        </w:tc>
+        <w:tc>
+          <w:tcPr>
             <w:tcW w:type="dxa" w:w="936"/>
-          </w:tcPr>
-          <w:p>
-            <w:r>
-              <w:rPr>
-                <w:sz w:val="18"/>
-              </w:rPr>
-              <w:t>0.272</w:t>
-            </w:r>
-          </w:p>
-        </w:tc>
-        <w:tc>
-          <w:tcPr>
-            <w:tcW w:type="dxa" w:w="792"/>
           </w:tcPr>
           <w:p>
             <w:r>
@@ -3533,6 +3505,58 @@
       <w:tr>
         <w:tc>
           <w:tcPr>
+            <w:tcW w:type="dxa" w:w="864"/>
+          </w:tcPr>
+          <w:p>
+            <w:r>
+              <w:rPr>
+                <w:sz w:val="18"/>
+              </w:rPr>
+              <w:t>O-B</w:t>
+            </w:r>
+          </w:p>
+        </w:tc>
+        <w:tc>
+          <w:tcPr>
+            <w:tcW w:type="dxa" w:w="1512"/>
+          </w:tcPr>
+          <w:p>
+            <w:r>
+              <w:rPr>
+                <w:sz w:val="18"/>
+              </w:rPr>
+              <w:t>+ ageing rate</w:t>
+            </w:r>
+          </w:p>
+        </w:tc>
+        <w:tc>
+          <w:tcPr>
+            <w:tcW w:type="dxa" w:w="1440"/>
+          </w:tcPr>
+          <w:p>
+            <w:r>
+              <w:rPr>
+                <w:sz w:val="18"/>
+              </w:rPr>
+              <w:t>306.1 (-71.3, 683.5)</w:t>
+            </w:r>
+          </w:p>
+        </w:tc>
+        <w:tc>
+          <w:tcPr>
+            <w:tcW w:type="dxa" w:w="1368"/>
+          </w:tcPr>
+          <w:p>
+            <w:r>
+              <w:rPr>
+                <w:sz w:val="18"/>
+              </w:rPr>
+              <w:t>0.243 (-0.057, 0.543)</w:t>
+            </w:r>
+          </w:p>
+        </w:tc>
+        <w:tc>
+          <w:tcPr>
             <w:tcW w:type="dxa" w:w="792"/>
           </w:tcPr>
           <w:p>
@@ -3540,91 +3564,26 @@
               <w:rPr>
                 <w:sz w:val="18"/>
               </w:rPr>
-              <w:t>O-B</w:t>
-            </w:r>
-          </w:p>
-        </w:tc>
-        <w:tc>
-          <w:tcPr>
-            <w:tcW w:type="dxa" w:w="1800"/>
-          </w:tcPr>
-          <w:p>
-            <w:r>
-              <w:rPr>
-                <w:sz w:val="18"/>
-              </w:rPr>
-              <w:t>+ ageing rate</w:t>
-            </w:r>
-          </w:p>
-        </w:tc>
-        <w:tc>
-          <w:tcPr>
-            <w:tcW w:type="dxa" w:w="432"/>
-          </w:tcPr>
-          <w:p>
-            <w:r>
-              <w:rPr>
-                <w:sz w:val="18"/>
-              </w:rPr>
-              <w:t>47</w:t>
-            </w:r>
-          </w:p>
-        </w:tc>
-        <w:tc>
-          <w:tcPr>
-            <w:tcW w:type="dxa" w:w="1368"/>
-          </w:tcPr>
-          <w:p>
-            <w:r>
-              <w:rPr>
-                <w:sz w:val="18"/>
-              </w:rPr>
-              <w:t>306.1 (-71.3, 683.5)</w:t>
-            </w:r>
-          </w:p>
-        </w:tc>
-        <w:tc>
-          <w:tcPr>
-            <w:tcW w:type="dxa" w:w="1368"/>
-          </w:tcPr>
-          <w:p>
-            <w:r>
-              <w:rPr>
-                <w:sz w:val="18"/>
-              </w:rPr>
-              <w:t>0.243 (-0.057, 0.543)</w:t>
-            </w:r>
-          </w:p>
-        </w:tc>
-        <w:tc>
-          <w:tcPr>
-            <w:tcW w:type="dxa" w:w="648"/>
-          </w:tcPr>
-          <w:p>
-            <w:r>
-              <w:rPr>
-                <w:sz w:val="18"/>
-              </w:rPr>
               <w:t>0.112</w:t>
             </w:r>
           </w:p>
         </w:tc>
         <w:tc>
           <w:tcPr>
+            <w:tcW w:type="dxa" w:w="1008"/>
+          </w:tcPr>
+          <w:p>
+            <w:r>
+              <w:rPr>
+                <w:sz w:val="18"/>
+              </w:rPr>
+              <w:t>0.056</w:t>
+            </w:r>
+          </w:p>
+        </w:tc>
+        <w:tc>
+          <w:tcPr>
             <w:tcW w:type="dxa" w:w="936"/>
-          </w:tcPr>
-          <w:p>
-            <w:r>
-              <w:rPr>
-                <w:sz w:val="18"/>
-              </w:rPr>
-              <w:t>0.056</w:t>
-            </w:r>
-          </w:p>
-        </w:tc>
-        <w:tc>
-          <w:tcPr>
-            <w:tcW w:type="dxa" w:w="792"/>
           </w:tcPr>
           <w:p>
             <w:r>
@@ -3652,6 +3611,58 @@
       <w:tr>
         <w:tc>
           <w:tcPr>
+            <w:tcW w:type="dxa" w:w="864"/>
+          </w:tcPr>
+          <w:p>
+            <w:r>
+              <w:rPr>
+                <w:sz w:val="18"/>
+              </w:rPr>
+              <w:t>O-C</w:t>
+            </w:r>
+          </w:p>
+        </w:tc>
+        <w:tc>
+          <w:tcPr>
+            <w:tcW w:type="dxa" w:w="1512"/>
+          </w:tcPr>
+          <w:p>
+            <w:r>
+              <w:rPr>
+                <w:sz w:val="18"/>
+              </w:rPr>
+              <w:t>+ ageing rate + hospital beds</w:t>
+            </w:r>
+          </w:p>
+        </w:tc>
+        <w:tc>
+          <w:tcPr>
+            <w:tcW w:type="dxa" w:w="1440"/>
+          </w:tcPr>
+          <w:p>
+            <w:r>
+              <w:rPr>
+                <w:sz w:val="18"/>
+              </w:rPr>
+              <w:t>94.1 (-302.4, 490.6)</w:t>
+            </w:r>
+          </w:p>
+        </w:tc>
+        <w:tc>
+          <w:tcPr>
+            <w:tcW w:type="dxa" w:w="1368"/>
+          </w:tcPr>
+          <w:p>
+            <w:r>
+              <w:rPr>
+                <w:sz w:val="18"/>
+              </w:rPr>
+              <w:t>0.075 (-0.240, 0.390)</w:t>
+            </w:r>
+          </w:p>
+        </w:tc>
+        <w:tc>
+          <w:tcPr>
             <w:tcW w:type="dxa" w:w="792"/>
           </w:tcPr>
           <w:p>
@@ -3659,91 +3670,26 @@
               <w:rPr>
                 <w:sz w:val="18"/>
               </w:rPr>
-              <w:t>O-C</w:t>
-            </w:r>
-          </w:p>
-        </w:tc>
-        <w:tc>
-          <w:tcPr>
-            <w:tcW w:type="dxa" w:w="1800"/>
-          </w:tcPr>
-          <w:p>
-            <w:r>
-              <w:rPr>
-                <w:sz w:val="18"/>
-              </w:rPr>
-              <w:t>+ ageing rate + hospital beds</w:t>
-            </w:r>
-          </w:p>
-        </w:tc>
-        <w:tc>
-          <w:tcPr>
-            <w:tcW w:type="dxa" w:w="432"/>
-          </w:tcPr>
-          <w:p>
-            <w:r>
-              <w:rPr>
-                <w:sz w:val="18"/>
-              </w:rPr>
-              <w:t>47</w:t>
-            </w:r>
-          </w:p>
-        </w:tc>
-        <w:tc>
-          <w:tcPr>
-            <w:tcW w:type="dxa" w:w="1368"/>
-          </w:tcPr>
-          <w:p>
-            <w:r>
-              <w:rPr>
-                <w:sz w:val="18"/>
-              </w:rPr>
-              <w:t>94.1 (-302.4, 490.6)</w:t>
-            </w:r>
-          </w:p>
-        </w:tc>
-        <w:tc>
-          <w:tcPr>
-            <w:tcW w:type="dxa" w:w="1368"/>
-          </w:tcPr>
-          <w:p>
-            <w:r>
-              <w:rPr>
-                <w:sz w:val="18"/>
-              </w:rPr>
-              <w:t>0.075 (-0.240, 0.390)</w:t>
-            </w:r>
-          </w:p>
-        </w:tc>
-        <w:tc>
-          <w:tcPr>
-            <w:tcW w:type="dxa" w:w="648"/>
-          </w:tcPr>
-          <w:p>
-            <w:r>
-              <w:rPr>
-                <w:sz w:val="18"/>
-              </w:rPr>
               <w:t>0.642</w:t>
             </w:r>
           </w:p>
         </w:tc>
         <w:tc>
           <w:tcPr>
+            <w:tcW w:type="dxa" w:w="1008"/>
+          </w:tcPr>
+          <w:p>
+            <w:r>
+              <w:rPr>
+                <w:sz w:val="18"/>
+              </w:rPr>
+              <w:t>0.004</w:t>
+            </w:r>
+          </w:p>
+        </w:tc>
+        <w:tc>
+          <w:tcPr>
             <w:tcW w:type="dxa" w:w="936"/>
-          </w:tcPr>
-          <w:p>
-            <w:r>
-              <w:rPr>
-                <w:sz w:val="18"/>
-              </w:rPr>
-              <w:t>0.004</w:t>
-            </w:r>
-          </w:p>
-        </w:tc>
-        <w:tc>
-          <w:tcPr>
-            <w:tcW w:type="dxa" w:w="792"/>
           </w:tcPr>
           <w:p>
             <w:r>
@@ -3771,6 +3717,58 @@
       <w:tr>
         <w:tc>
           <w:tcPr>
+            <w:tcW w:type="dxa" w:w="864"/>
+          </w:tcPr>
+          <w:p>
+            <w:r>
+              <w:rPr>
+                <w:sz w:val="18"/>
+              </w:rPr>
+              <w:t>O-D</w:t>
+            </w:r>
+          </w:p>
+        </w:tc>
+        <w:tc>
+          <w:tcPr>
+            <w:tcW w:type="dxa" w:w="1512"/>
+          </w:tcPr>
+          <w:p>
+            <w:r>
+              <w:rPr>
+                <w:sz w:val="18"/>
+              </w:rPr>
+              <w:t>+ ageing rate + hospital beds + WBGT≥28d</w:t>
+            </w:r>
+          </w:p>
+        </w:tc>
+        <w:tc>
+          <w:tcPr>
+            <w:tcW w:type="dxa" w:w="1440"/>
+          </w:tcPr>
+          <w:p>
+            <w:r>
+              <w:rPr>
+                <w:sz w:val="18"/>
+              </w:rPr>
+              <w:t>-9.4 (-493.9, 475.1)</w:t>
+            </w:r>
+          </w:p>
+        </w:tc>
+        <w:tc>
+          <w:tcPr>
+            <w:tcW w:type="dxa" w:w="1368"/>
+          </w:tcPr>
+          <w:p>
+            <w:r>
+              <w:rPr>
+                <w:sz w:val="18"/>
+              </w:rPr>
+              <w:t>-0.007 (-0.392, 0.377)</w:t>
+            </w:r>
+          </w:p>
+        </w:tc>
+        <w:tc>
+          <w:tcPr>
             <w:tcW w:type="dxa" w:w="792"/>
           </w:tcPr>
           <w:p>
@@ -3778,91 +3776,26 @@
               <w:rPr>
                 <w:sz w:val="18"/>
               </w:rPr>
-              <w:t>O-D</w:t>
-            </w:r>
-          </w:p>
-        </w:tc>
-        <w:tc>
-          <w:tcPr>
-            <w:tcW w:type="dxa" w:w="1800"/>
-          </w:tcPr>
-          <w:p>
-            <w:r>
-              <w:rPr>
-                <w:sz w:val="18"/>
-              </w:rPr>
-              <w:t>+ ageing rate + hospital beds + WBGT≥28d</w:t>
-            </w:r>
-          </w:p>
-        </w:tc>
-        <w:tc>
-          <w:tcPr>
-            <w:tcW w:type="dxa" w:w="432"/>
-          </w:tcPr>
-          <w:p>
-            <w:r>
-              <w:rPr>
-                <w:sz w:val="18"/>
-              </w:rPr>
-              <w:t>47</w:t>
-            </w:r>
-          </w:p>
-        </w:tc>
-        <w:tc>
-          <w:tcPr>
-            <w:tcW w:type="dxa" w:w="1368"/>
-          </w:tcPr>
-          <w:p>
-            <w:r>
-              <w:rPr>
-                <w:sz w:val="18"/>
-              </w:rPr>
-              <w:t>-9.4 (-493.9, 475.1)</w:t>
-            </w:r>
-          </w:p>
-        </w:tc>
-        <w:tc>
-          <w:tcPr>
-            <w:tcW w:type="dxa" w:w="1368"/>
-          </w:tcPr>
-          <w:p>
-            <w:r>
-              <w:rPr>
-                <w:sz w:val="18"/>
-              </w:rPr>
-              <w:t>-0.007 (-0.392, 0.377)</w:t>
-            </w:r>
-          </w:p>
-        </w:tc>
-        <w:tc>
-          <w:tcPr>
-            <w:tcW w:type="dxa" w:w="648"/>
-          </w:tcPr>
-          <w:p>
-            <w:r>
-              <w:rPr>
-                <w:sz w:val="18"/>
-              </w:rPr>
               <w:t>0.970</w:t>
             </w:r>
           </w:p>
         </w:tc>
         <w:tc>
           <w:tcPr>
+            <w:tcW w:type="dxa" w:w="1008"/>
+          </w:tcPr>
+          <w:p>
+            <w:r>
+              <w:rPr>
+                <w:sz w:val="18"/>
+              </w:rPr>
+              <w:t>&lt;0.001</w:t>
+            </w:r>
+          </w:p>
+        </w:tc>
+        <w:tc>
+          <w:tcPr>
             <w:tcW w:type="dxa" w:w="936"/>
-          </w:tcPr>
-          <w:p>
-            <w:r>
-              <w:rPr>
-                <w:sz w:val="18"/>
-              </w:rPr>
-              <w:t>&lt;0.001</w:t>
-            </w:r>
-          </w:p>
-        </w:tc>
-        <w:tc>
-          <w:tcPr>
-            <w:tcW w:type="dxa" w:w="792"/>
           </w:tcPr>
           <w:p>
             <w:r>
@@ -3894,7 +3827,7 @@
         <w:spacing w:line="360" w:lineRule="auto"/>
       </w:pPr>
       <w:r>
-        <w:t>Model O-A: exposure alone. Model O-B: Model O-A + prefectural ageing rate. Model O-C: Model O-B + general hospital beds per 100,000. Model O-D: Model O-C + days with WBGT ≥28°C (each model cumulative). CI, confidence interval (HC3 robust); VIF, variance inflation factor; AICc, corrected Akaike information criterion. Using the 2020 Census population denominator (Online Resource 1, Table S3) yields a closely comparable Model O-A estimate; inferential statistics differ because this analysis uses HC3 robust standard errors.</w:t>
+        <w:t>N = 47 for all models. Model O-A: exposure alone. Model O-B: Model O-A + prefectural ageing rate. Model O-C: Model O-B + general hospital beds per 100,000. Model O-D: Model O-C + days with WBGT ≥28°C (each model cumulative). All confidence intervals are heteroskedasticity-consistent (HC3) robust; VIF, variance inflation factor; AICc, corrected Akaike information criterion. Using the 2020 Census population denominator (Online Resource 1, Table S3) yields a closely comparable Model O-A estimate; inferential statistics differ because this analysis uses HC3 robust standard errors.</w:t>
       </w:r>
     </w:p>
     <w:p>

--- a/04_Manuscripts/major_revision/final/manuscript_main_IJB_major_revision_clean.docx
+++ b/04_Manuscripts/major_revision/final/manuscript_main_IJB_major_revision_clean.docx
@@ -8,7 +8,7 @@
         <w:spacing w:line="360" w:lineRule="auto"/>
       </w:pPr>
       <w:r>
-        <w:t>Prefecture-Level Older-Adult Solo Household Rate and Large-Volume Infusion Therapy Utilization in Japan: An Ecological Study</w:t>
+        <w:t>Population Age Structure Explains the Ecological Association Between Older-Adult Solo Household Rate and Large-Volume Infusion Therapy Utilization in Japan</w:t>
       </w:r>
     </w:p>
     <w:p>
@@ -263,7 +263,7 @@
         <w:spacing w:line="360" w:lineRule="auto"/>
       </w:pPr>
       <w:r>
-        <w:t>The prefectural elderly solo household rate was associated with large-volume infusion therapy utilization in the unadjusted analysis. However, the estimate was substantially attenuated and was no longer statistically significant after adjustment for population age structure. Further adjustment for healthcare supply and summer heat exposure reduced the estimate toward zero. These findings do not support an independent ecological association between living-alone indicators and infusion therapy utilization and highlight the need to account for population structure when evaluating social vulnerability in heat-health research.</w:t>
+        <w:t>The prefectural elderly solo household rate was associated with large-volume infusion therapy utilization in the unadjusted analysis, but this association was substantially explained by prefectural population age structure and was further attenuated toward zero after additional adjustment for healthcare supply and summer heat exposure. These findings indicate that population age structure is a key driver of the apparent ecological association between elderly solo household rate and infusion therapy utilization, underscoring the importance of accounting for demographic composition when evaluating routinely available household-composition indicators for heat-health and social-vulnerability surveillance.</w:t>
       </w:r>
     </w:p>
     <w:p>
@@ -684,7 +684,7 @@
         <w:spacing w:line="360" w:lineRule="auto"/>
       </w:pPr>
       <w:r>
-        <w:t>This nationwide ecological analysis examined whether elderly solo household rate, a routinely available prefecture-level indicator, was associated with large-volume infusion therapy utilization, and whether any such association was independent of population age structure, healthcare supply, and summer heat exposure. An association was present in the unadjusted analysis but was substantially attenuated (53.3%) and lost statistical significance after adjustment for prefectural ageing rate alone, and was further attenuated toward zero after additional adjustment for healthcare supply and heat exposure. An alternative exposure using the older population as the denominator showed no association with the outcome at any stage. These findings do not support an independent ecological association between elderly solo household rate and infusion therapy utilization.</w:t>
+        <w:t>This nationwide ecological analysis examined whether elderly solo household rate, a routinely available prefecture-level indicator, was associated with large-volume infusion therapy utilization, and whether any such association was independent of population age structure, healthcare supply, and summer heat exposure. An association was present in the unadjusted analysis but was substantially attenuated (53.3%) and lost statistical significance after adjustment for prefectural ageing rate alone, and was further attenuated toward zero after additional adjustment for healthcare supply and heat exposure. An alternative exposure using the older population as the denominator showed no association with the outcome at any stage. These findings indicate that population age structure substantially explains the ecological association between elderly solo household rate and infusion therapy utilization.</w:t>
       </w:r>
     </w:p>
     <w:p>
@@ -693,7 +693,7 @@
         <w:spacing w:line="360" w:lineRule="auto"/>
       </w:pPr>
       <w:r>
-        <w:t>Physiological vulnerability to heat among older adults, including reduced thermoregulation and blunted thirst perception, remains biologically plausible and is well documented (Kenney and Munce 2003; Bouchama and Knochel 2002; Bach et al. 2024; Blatteis 2012). However, the present ecological results indicate that a prefecture-level living-alone indicator does not, by itself, capture an independent surveillance-relevant signal once population age structure is taken into account.</w:t>
+        <w:t>Physiological vulnerability to heat among older adults, including reduced thermoregulation and blunted thirst perception, remains biologically plausible and is well documented (Kenney and Munce 2003; Bouchama and Knochel 2002; Bach et al. 2024; Blatteis 2012). The present ecological results indicate that population age structure, rather than living alone itself, is the principal driver of the observed prefecture-level association with infusion therapy utilization.</w:t>
       </w:r>
     </w:p>
     <w:p>
@@ -720,7 +720,7 @@
         <w:spacing w:line="360" w:lineRule="auto"/>
       </w:pPr>
       <w:r>
-        <w:t>The absence of a robust independent association for elderly solo household rate should not be interpreted as evidence that heat exposure is unimportant. Alternative WBGT metrics did not materially alter the interpretation; detailed exploratory results are reported in Online Resource 1. Prefecture-level climatic averages may also miss neighborhood and indoor exposures, and regional heat adaptation may attenuate simple ecological climate-health associations (Hondula et al. 2017; Harlan et al. 2013; Oka et al. 2023).</w:t>
+        <w:t>That population age structure explains most of the ecological association for elderly solo household rate should not be interpreted as evidence that heat exposure is unimportant. Alternative WBGT metrics did not materially alter the interpretation; detailed exploratory results are reported in Online Resource 1. Prefecture-level climatic averages may also miss neighborhood and indoor exposures, and regional heat adaptation may attenuate simple ecological climate-health associations (Hondula et al. 2017; Harlan et al. 2013; Oka et al. 2023).</w:t>
       </w:r>
     </w:p>
     <w:p>
@@ -729,7 +729,7 @@
         <w:spacing w:line="360" w:lineRule="auto"/>
       </w:pPr>
       <w:r>
-        <w:t>These findings suggest that prefecture-level social-vulnerability indicators such as elderly solo household rate should not be interpreted as independent heat-vulnerability markers without accounting for population age structure, healthcare supply, and improved heat-exposure measures; such indicators require careful demographic validation before being proposed for heat-health surveillance.</w:t>
+        <w:t>These findings indicate that prefecture-level social-vulnerability indicators such as elderly solo household rate substantially reflect population age structure, and require careful demographic validation, together with consideration of healthcare supply and improved heat-exposure measures, before being proposed for heat-health surveillance.</w:t>
       </w:r>
     </w:p>
     <w:p>
@@ -756,7 +756,7 @@
         <w:spacing w:line="360" w:lineRule="auto"/>
       </w:pPr>
       <w:r>
-        <w:t>Fourth, prefecture-by-age cross-tabulated G004 counts are not publicly available in the 10th NDB Open Data, precluding an age-specific or age-standardized outcome; we addressed this by adjusting for prefectural ageing rate directly. Fifth, the analysis covers a single fiscal year during an unusually hot summer (2023; Japan Meteorological Agency 2023), limiting generalizability to other years. Sixth, with N = 47, adjusted confidence intervals remain wide, and this analysis cannot precisely distinguish a small residual association from no association. Seventh, unmeasured confounding cannot be excluded, including reduced thirst perception and lower fluid intake among older adults, chronic disease prevalence, medication use, infections, gastrointestinal illness, and other individual clinical factors associated with infusion therapy that are not captured at the prefecture level.</w:t>
+        <w:t>Fourth, prefecture-by-age cross-tabulated G004 counts are not publicly available in the 10th NDB Open Data, precluding an age-specific or age-standardized outcome; we addressed this by adjusting for prefectural ageing rate directly. Fifth, the analysis covers a single fiscal year (2023), which was unusually hot at the time (Japan Meteorological Agency 2023); given that summers in Japan are projected to become progressively hotter, this single-year window may in fact be broadly representative of near-future conditions, although replication across multiple years remains necessary to confirm generalizability. Sixth, with N = 47, adjusted confidence intervals remain wide, and this analysis cannot precisely distinguish a small residual association from no association. Seventh, unmeasured confounding cannot be excluded, including reduced thirst perception and lower fluid intake among older adults, chronic disease prevalence, medication use, infections, gastrointestinal illness, and other individual clinical factors associated with infusion therapy that are not captured at the prefecture level.</w:t>
       </w:r>
     </w:p>
     <w:p>
@@ -813,7 +813,7 @@
         <w:spacing w:line="360" w:lineRule="auto"/>
       </w:pPr>
       <w:r>
-        <w:t>In this nationwide ecological study, elderly solo household rate was associated with large-volume infusion therapy utilization in unadjusted analysis. However, this association was substantially attenuated and no longer statistically significant after adjustment for prefectural ageing rate, and was further attenuated toward zero after additional adjustment for healthcare supply and summer heat exposure.</w:t>
+        <w:t>In this nationwide ecological study, elderly solo household rate was associated with large-volume infusion therapy utilization in unadjusted analysis; this association was substantially explained by prefectural ageing rate and was further attenuated toward zero after additional adjustment for healthcare supply and summer heat exposure.</w:t>
       </w:r>
     </w:p>
     <w:p>
@@ -822,7 +822,7 @@
         <w:spacing w:line="360" w:lineRule="auto"/>
       </w:pPr>
       <w:r>
-        <w:t>These findings do not support elderly solo household rate as an independent ecological correlate of infusion therapy utilization once population age structure, healthcare supply, and heat exposure are taken into account. Given the ecological, cross-sectional, and single-year design, these findings should be regarded as hypothesis-generating. They highlight the need for careful demographic validation, including explicit adjustment for age structure and attention to denominator choice, before routinely available social-vulnerability indicators are proposed for heat-health surveillance.</w:t>
+        <w:t>These findings indicate that population age structure, together with healthcare supply and heat exposure, substantially explains the ecological association between elderly solo household rate and infusion therapy utilization. Given the ecological, cross-sectional, and single-year design, these findings should be regarded as hypothesis-generating; they highlight the importance of explicit adjustment for age structure and attention to denominator choice before routinely available social-vulnerability indicators are proposed for heat-health surveillance.</w:t>
       </w:r>
     </w:p>
     <w:p>

--- a/04_Manuscripts/major_revision/final/manuscript_main_IJB_major_revision_clean.docx
+++ b/04_Manuscripts/major_revision/final/manuscript_main_IJB_major_revision_clean.docx
@@ -300,7 +300,7 @@
         <w:spacing w:line="360" w:lineRule="auto"/>
       </w:pPr>
       <w:r>
-        <w:t>Heat-related illness is an increasingly urgent public health challenge in Japan. In 2023, heatstroke caused 1,580 deaths, and emergency transports for suspected heatstroke reached 91,467 cases (Fire and Disaster Management Agency 2023; MHLW 2024). Climate change, population ageing, and urbanization are expected to increase this burden (IPCC 2021; Günsche et al. 2026).</w:t>
+        <w:t>Heat-related illness is an increasingly urgent public health challenge in Japan. In 2023, heatstroke caused 1,580 deaths, and emergency transports for suspected heatstroke reached 91,467 cases (Fire and Disaster Management Agency 2023; MHLW 2024) Climate change, population aging, and urbanization are expected to increase this burden (IPCC 2021; Günsche et al. 2026)</w:t>
       </w:r>
     </w:p>
     <w:p>
@@ -309,7 +309,20 @@
         <w:spacing w:line="360" w:lineRule="auto"/>
       </w:pPr>
       <w:r>
-        <w:t>Heat-health responses have therefore emphasized meteorological surveillance. Temperature, humidity, and WBGT are established proximal determinants of heatstroke (Parsons 2006; Blazejczyk et al. 2012), and Japan has implemented WBGT forecasting and heat alert systems (Ministry of the Environment Japan n.d.). These systems are essential, but they primarily describe environmental hazard and do not by themselves identify which populations may be least able to receive warnings, act on them, or obtain timely assistance.</w:t>
+        <w:t xml:space="preserve">Heat-health responses have therefore emphasized meteorological surveillance. Temperature, humidity, and </w:t>
+      </w:r>
+      <w:r>
+        <w:t xml:space="preserve">WBGT </w:t>
+      </w:r>
+      <w:r>
+        <w:rPr>
+          <w:rStyle w:val="CommentReference"/>
+          <w:sz w:val="24"/>
+          <w:szCs w:val="24"/>
+        </w:rPr>
+      </w:r>
+      <w:r>
+        <w:t>are established proximal determinants of heatstroke (Parsons 2006; Blazejczyk et al. 2012) and Japan has implemented WBGT forecasting and heat alert systems (Ministry of the Environment Japan n.d.) These systems are essential, but they primarily describe environmental hazard. They do not necessarily identify communities least able to receive warnings, act on them, or obtain timely assistance.</w:t>
       </w:r>
     </w:p>
     <w:p>
